--- a/rapports/16_02_2026/AGATHE/coh_EQ3_sup_014301230084.docx
+++ b/rapports/16_02_2026/AGATHE/coh_EQ3_sup_014301230084.docx
@@ -25,7 +25,7 @@
         <w:br/>
         <w:t>Grappe: 014301230084</w:t>
         <w:br/>
-        <w:t>Date: 16/02/2026 a 12:41</w:t>
+        <w:t>Date: 16/02/2026 a 12:58</w:t>
       </w:r>
     </w:p>
     <w:p/>

--- a/rapports/16_02_2026/AGATHE/coh_EQ3_sup_014301230084.docx
+++ b/rapports/16_02_2026/AGATHE/coh_EQ3_sup_014301230084.docx
@@ -25,7 +25,7 @@
         <w:br/>
         <w:t>Grappe: 014301230084</w:t>
         <w:br/>
-        <w:t>Date: 16/02/2026 a 12:58</w:t>
+        <w:t>Date: 16/02/2026 a 13:06</w:t>
       </w:r>
     </w:p>
     <w:p/>
@@ -295,6 +295,38 @@
           </w:tcPr>
           <w:p>
             <w:r>
+              <w:t>Section0</w:t>
+            </w:r>
+          </w:p>
+        </w:tc>
+        <w:tc>
+          <w:tcPr>
+            <w:tcW w:type="dxa" w:w="3324"/>
+          </w:tcPr>
+          <w:p>
+            <w:r>
+              <w:t>Identification et renseignements de controle</w:t>
+            </w:r>
+          </w:p>
+        </w:tc>
+        <w:tc>
+          <w:tcPr>
+            <w:tcW w:type="dxa" w:w="3324"/>
+          </w:tcPr>
+          <w:p>
+            <w:r>
+              <w:t>8</w:t>
+            </w:r>
+          </w:p>
+        </w:tc>
+      </w:tr>
+      <w:tr>
+        <w:tc>
+          <w:tcPr>
+            <w:tcW w:type="dxa" w:w="3324"/>
+          </w:tcPr>
+          <w:p>
+            <w:r>
               <w:t>Section1</w:t>
             </w:r>
           </w:p>
@@ -391,7 +423,7 @@
           </w:tcPr>
           <w:p>
             <w:r>
-              <w:t>Section0</w:t>
+              <w:t>Section14</w:t>
             </w:r>
           </w:p>
         </w:tc>
@@ -401,7 +433,7 @@
           </w:tcPr>
           <w:p>
             <w:r>
-              <w:t>Identification et renseignements de controle</w:t>
+              <w:t>Chocs</w:t>
             </w:r>
           </w:p>
         </w:tc>
@@ -443,39 +475,7 @@
           </w:tcPr>
           <w:p>
             <w:r>
-              <w:t>7</w:t>
-            </w:r>
-          </w:p>
-        </w:tc>
-      </w:tr>
-      <w:tr>
-        <w:tc>
-          <w:tcPr>
-            <w:tcW w:type="dxa" w:w="3324"/>
-          </w:tcPr>
-          <w:p>
-            <w:r>
-              <w:t>Section14</w:t>
-            </w:r>
-          </w:p>
-        </w:tc>
-        <w:tc>
-          <w:tcPr>
-            <w:tcW w:type="dxa" w:w="3324"/>
-          </w:tcPr>
-          <w:p>
-            <w:r>
-              <w:t>Chocs</w:t>
-            </w:r>
-          </w:p>
-        </w:tc>
-        <w:tc>
-          <w:tcPr>
-            <w:tcW w:type="dxa" w:w="3324"/>
-          </w:tcPr>
-          <w:p>
-            <w:r>
-              <w:t>7</w:t>
+              <w:t>6</w:t>
             </w:r>
           </w:p>
         </w:tc>
@@ -917,7 +917,7 @@
         <w:rPr>
           <w:sz w:val="20"/>
         </w:rPr>
-        <w:t>- Attention ! Le prix unitaire d'achat (50 Fcfa) de Niébé/Haricots secs en Sachets (Tres petit) est relativement faible par rapport aux autres prix observés dans cette zone. Prière de corriger ou de confirmer avec le QG. Incohérence!! Dans ce ménage, chaque individus consomme par jour 51.67822 Kg  de cereale; Prière de revoir les quantités prises de ces produits.</w:t>
+        <w:t>- Attention ! Le prix unitaire d'achat (50 Fcfa) de Escargots en Morceau (Portion) (Tres petit) est relativement faible par rapport aux autres prix observés dans cette zone. Prière de corriger ou de confirmer avec le QG. Attention ! Le prix unitaire d'achat (50 Fcfa) de Niébé/Haricots secs en Sachets (Tres petit) est relativement faible par rapport aux autres prix observés dans cette zone. Prière de corriger ou de confirmer avec le QG. Incohérence!! Dans ce ménage, chaque individus consomme par jour 97.04858 Kg  de cereale; Prière de revoir les quantités prises de ces produits.</w:t>
       </w:r>
     </w:p>
     <w:p>
@@ -1379,9 +1379,7 @@
         <w:rPr>
           <w:sz w:val="20"/>
         </w:rPr>
-        <w:t xml:space="preserve">- Avertissement! Veuillez renseigner par oui ou non toutes les modalités de la question s01q47. </w:t>
-        <w:br/>
-        <w:t>- Les informations sur l'acte de naissance (ni Jours, ni mois et ni années) de  ALFRED SILVA  manquent, s'il vous plait pouvez-vous fournir d'effort pour avoir ces informations.</w:t>
+        <w:t>- Avertissement! Veuillez renseigner par oui ou non toutes les modalités de la question s01q47.</w:t>
       </w:r>
     </w:p>
     <w:p>
@@ -1402,40 +1400,13 @@
         <w:rPr>
           <w:sz w:val="20"/>
         </w:rPr>
-        <w:t xml:space="preserve">- Incohérence ! le montant payé de MARIE AGATE SILVA pour les frais de scolarité est très faible. veuillez, s'il vous plait, confirmer ces informations avec le QG ou apporter les corrections nécessaires. Le montant des frais de transport pour l'année scolaire de MARIE AGATE SILVA est faible ou élevé. veuillez, s'il vous plait, confirmer ces informations avec le QG ou apporter les corrections nécessaires. </w:t>
+        <w:t xml:space="preserve">- Le domaine que GILGERT SyLVA bénéficié de cette formation est certificat en disque jocké et semble exister dans les modalités, prière de prendre attache avec le QG pour plus d'explication afin de la classer bien. </w:t>
         <w:br/>
-        <w:t xml:space="preserve">- Le domaine que GILGERT SILVA bénéficié de cette formation est certificat en disque jocké et semble exister dans les modalités, prière de prendre attache avec le QG pour plus d'explication afin de la classer bien. </w:t>
+        <w:t xml:space="preserve">- Le montant des frais de transport pour l'année scolaire de JEAN PHILLIPE SyLVA est faible ou élevé. veuillez, s'il vous plait, confirmer ces informations avec le QG ou apporter les corrections nécessaires. </w:t>
         <w:br/>
-        <w:t xml:space="preserve">- Le montant des frais de transport pour l'année scolaire de JEAN PHILLIPE SILVA est faible ou élevé. veuillez, s'il vous plait, confirmer ces informations avec le QG ou apporter les corrections nécessaires. </w:t>
+        <w:t xml:space="preserve">- Le montant des frais de transport pour l'année scolaire de MARIE AGATE SyLVA est faible ou élevé. veuillez, s'il vous plait, confirmer ces informations avec le QG ou apporter les corrections nécessaires. </w:t>
         <w:br/>
-        <w:t>- Peu probable! JEANNE SILVA  n'arrive pas  à comprendre un petit texte lu dans une langue locale (s02q03). Veuillez corriger ou donner des explications au QG. Peu probable! JEANNE SILVA  ne sait ni lire, ni écrire, ni comprendre dans aucune des langues  (s02q01,s02q02,s02q03). Veuillez corriger ou donner des explications au QG.</w:t>
-      </w:r>
-    </w:p>
-    <w:p>
-      <w:r>
-        <w:rPr>
-          <w:b/>
-          <w:color w:val="4672C4"/>
-          <w:sz w:val="22"/>
-        </w:rPr>
-        <w:t>&gt;&gt; Section3 - Sante</w:t>
-      </w:r>
-    </w:p>
-    <w:p>
-      <w:pPr>
-        <w:ind w:left="283"/>
-      </w:pPr>
-      <w:r>
-        <w:rPr>
-          <w:sz w:val="20"/>
-        </w:rPr>
-        <w:t xml:space="preserve">- Incoherent! JEAN PHILLIPE SILVA Bénéficie de CMU et les actes couverts sont différents de tiers payant. </w:t>
-        <w:br/>
-        <w:t xml:space="preserve">-  Incoherent! JEANNE SILVA Bénéficie de CMU et les actes couverts sont différents de tiers payant. </w:t>
-        <w:br/>
-        <w:t xml:space="preserve">-  Incoherent! MARIE AGATE SILVA Bénéficie de CMU et les actes couverts sont différents de tiers payant. </w:t>
-        <w:br/>
-        <w:t>-  Incoherent! MARTINE BASSE Bénéficie de CMU et les actes couverts sont différents de tiers payant.</w:t>
+        <w:t>- Peu probable! JEANNE SyLVA  n'arrive pas  à comprendre un petit texte lu dans une langue locale (s02q03). Veuillez corriger ou donner des explications au QG. Peu probable! JEANNE SyLVA  ne sait ni lire, ni écrire, ni comprendre dans aucune des langues  (s02q01,s02q02,s02q03). Veuillez corriger ou donner des explications au QG.</w:t>
       </w:r>
     </w:p>
     <w:p>
@@ -1456,9 +1427,9 @@
         <w:rPr>
           <w:sz w:val="20"/>
         </w:rPr>
-        <w:t xml:space="preserve">- Avertissement ALFRED SILVA est Etudiant/Elève de la 4.21 mais ALFRED SILVA n'a pas frequenté l'école en 2024-2025, prière de corriger ou confirmer cette information avec le QG. </w:t>
+        <w:t xml:space="preserve">- Avertissement ALFRED SyLVA est Etudiant/Elève de la 4.21 mais ALFRED SyLVA n'a pas frequenté l'école en 2024-2025, prière de corriger ou confirmer cette information avec le QG. </w:t>
         <w:br/>
-        <w:t>- Avertissement! Généralement les jeunes hommes (10 à 25ans) font des travaux ménager soit apprendre les enfants à reviser leurs léçons ou d'autres cours, JEAN PHILLIPE SILVA n'a consacré aucune heure pour les travaux cités en s04q01, s04q02, s04q03, s04q04, s04q05, s04q06, s04q07 et s04q08.Prière de regarder pour corriger ou confirmer avec le QG.</w:t>
+        <w:t>- Avertissement! Généralement les jeunes hommes (10 à 25ans) font des travaux ménager soit apprendre les enfants à reviser leurs léçons ou d'autres cours, JEAN PHILLIPE SyLVA n'a consacré aucune heure pour les travaux cités en s04q01, s04q02, s04q03, s04q04, s04q05, s04q06, s04q07 et s04q08.Prière de regarder pour corriger ou confirmer avec le QG.</w:t>
       </w:r>
     </w:p>
     <w:p>
@@ -1481,7 +1452,7 @@
         </w:rPr>
         <w:t xml:space="preserve">- Attention ! Le nombre de jours que JEANNE MENDY a travaillés par mois semble être inférieur à 15. Veuillez, s'il vous plaît, confirmer cette information. </w:t>
         <w:br/>
-        <w:t xml:space="preserve">- Avertissement!!! GILGERT SILVA enquêté dans l'emploi principale n'a pas declaré son salaire prière de fournir plus d'effort pour lui demander son salire, vous pouvez utiliser des stratégies pour faire une estimation ou demander des conseils au QG. Avertissement!!! GILGERT SILVA enquêté dans l'emploi principale n'a pas declaré son revenu prière de fournir plus d'effort pour lui demander son revenu, vous pouvez utiliser des stratégies pour faire une estimation ou demander des conseils au QG. Avertissement!!! GILGERT SILVA est un Metteurs en scène de cinéma, de théâtre et d'autres spectacles qui travaille dans Entreprise Privée et a declaré comme catégorie socioprofessionnelle Ouvrier ou employé qualifié , prière de vérifier cette information de catégorie socioprofessionnelle auprès de l'enquêté (e) ou confirmer avec le QG. </w:t>
+        <w:t xml:space="preserve">- Avertissement!!! GILGERT SyLVA enquêté dans l'emploi principale n'a pas declaré son salaire prière de fournir plus d'effort pour lui demander son salire, vous pouvez utiliser des stratégies pour faire une estimation ou demander des conseils au QG. Avertissement!!! GILGERT SyLVA enquêté dans l'emploi principale n'a pas declaré son revenu prière de fournir plus d'effort pour lui demander son revenu, vous pouvez utiliser des stratégies pour faire une estimation ou demander des conseils au QG. Avertissement!!! GILGERT SyLVA est un Metteurs en scène de cinéma, de théâtre et d'autres spectacles qui travaille dans Entreprise Privée et a declaré comme catégorie socioprofessionnelle Ouvrier ou employé qualifié , prière de vérifier cette information de catégorie socioprofessionnelle auprès de l'enquêté (e) ou confirmer avec le QG. </w:t>
         <w:br/>
         <w:t>- Avertissement!!! MARTINE BASSE enquêté dans l'emploi principale n'a pas declaré son salaire prière de fournir plus d'effort pour lui demander son salire, vous pouvez utiliser des stratégies pour faire une estimation ou demander des conseils au QG. Avertissement!!! MARTINE BASSE enquêté dans l'emploi principale n'a pas declaré son revenu prière de fournir plus d'effort pour lui demander son revenu, vous pouvez utiliser des stratégies pour faire une estimation ou demander des conseils au QG.</w:t>
       </w:r>
@@ -1504,7 +1475,7 @@
         <w:rPr>
           <w:sz w:val="20"/>
         </w:rPr>
-        <w:t>- La dernière fois que vous avez acheté Bières et vins traditionnels (dolo, vin de palme, vin de raphia, vin de cajou, etc.) est chez un ami et semble exister dans les modalités, prière de prendre attache avec le QG pour plus d'explication afin de la classer bien.  La dernière fois que vous avez acheté Eau minérale/filtrée en sachet est au lieu de son travail et semble exister dans les modalités, prière de prendre attache avec le QG pour plus d'explication afin de la classer bien. Attention ! Le prix unitaire d'achat (50 Fcfa) de Aubergine sauvage  en Pièce (Moyen) est relativement faible par rapport aux autres prix observés dans cette zone. Prière de corriger ou de confirmer avec le QG. Attention ! Le prix unitaire d'achat (50 Fcfa) de Poivron frais en Pièce (Moyen) est relativement faible par rapport aux autres prix observés dans cette zone. Prière de corriger ou de confirmer avec le QG. Attention ! Le prix unitaire d'achat (500 Fcfa) de Crevettes séchées en Sachets (Petit) est relativement élevé par rapport aux autres prix observés dans cette zone. Prière de corriger ou de confirmer avec le QG. Avertissement!!! Le ménage a consommé 7 Paquet Tres petit de Thé en sachet, cette quantité semble anormale pour une consommation des 7 derniers jours.Prière de corriger ou de confirmer avec le QG. Avertissement!! le prix unitaire (125 Fcfa) de Thé en sachet (unité: Paquet) de taille Tres petit est très faible ou élevé. Prière de corriger ou de confirmer avec le QG. Incohérence!! Dans ce ménage, chaque individus consomme par jour 30.27 Kg  de cereale; Prière de revoir les quantités prises de ces produits. Attention ! Soupçons de quantité anormale! Le ménage de GILBERT SYLVA avec une taille de 9 personnes a consommé 31.5 Kg en taille unique de Riz importé parfumé qui est relativement élevé comme consommation par rapport à la condition de vie des autres ménages de même taille dans cette zone. Prière de corriger ou de confirmer avec le QG.</w:t>
+        <w:t>- La dernière fois que vous avez acheté Bières et vins traditionnels (dolo, vin de palme, vin de raphia, vin de cajou, etc.) est chez un ami et semble exister dans les modalités, prière de prendre attache avec le QG pour plus d'explication afin de la classer bien.  La dernière fois que vous avez acheté Eau minérale/filtrée en sachet est au lieu de son travail et semble exister dans les modalités, prière de prendre attache avec le QG pour plus d'explication afin de la classer bien. Attention ! Le prix unitaire d'achat (100 Fcfa) de Moutarde en Sachets (Petit) est relativement élevé par rapport aux autres prix observés dans cette zone. Prière de corriger ou de confirmer avec le QG. Attention ! Le prix unitaire d'achat (100 Fcfa) de Pain moderne (Rond) en Pièce (Moyen) est relativement faible par rapport aux autres prix observés dans cette zone. Prière de corriger ou de confirmer avec le QG. Attention ! Le prix unitaire d'achat (100 Fcfa) de Poireau en Tas (Tres petit) est relativement élevé par rapport aux autres prix observés dans cette zone. Prière de corriger ou de confirmer avec le QG. Attention ! Le prix unitaire d'achat (200 Fcfa) de Patate douce en Pièce (Moyen) est relativement élevé par rapport aux autres prix observés dans cette zone. Prière de corriger ou de confirmer avec le QG. Attention ! Le prix unitaire d'achat (50 Fcfa) de Ail en Morceau (Portion) (Moyen) est relativement faible par rapport aux autres prix observés dans cette zone. Prière de corriger ou de confirmer avec le QG. Attention ! Le prix unitaire d'achat (50 Fcfa) de Aubergine sauvage  en Pièce (Moyen) est relativement faible par rapport aux autres prix observés dans cette zone. Prière de corriger ou de confirmer avec le QG. Attention ! Le prix unitaire d'achat (50 Fcfa) de Poivron frais en Pièce (Moyen) est relativement faible par rapport aux autres prix observés dans cette zone. Prière de corriger ou de confirmer avec le QG. Attention ! Le prix unitaire d'achat (500 Fcfa) de Crevettes séchées en Sachets (Petit) est relativement élevé par rapport aux autres prix observés dans cette zone. Prière de corriger ou de confirmer avec le QG. Avertissement!!! Le ménage a consommé 7 Paquet Tres petit de Thé en sachet, cette quantité semble anormale pour une consommation des 7 derniers jours.Prière de corriger ou de confirmer avec le QG. Avertissement!! le prix unitaire (125 Fcfa) de Thé en sachet (unité: Paquet) de taille Tres petit est très faible ou élevé. Prière de corriger ou de confirmer avec le QG. Incohérence!! Dans ce ménage, chaque individus consomme par jour 48.86127 Kg  de cereale; Prière de revoir les quantités prises de ces produits. Attention ! Soupçons de quantité anormale! Le ménage de GILBERT SYLVA avec une taille de 9 personnes a consommé 31.5 Kg en taille unique de Riz importé parfumé qui est relativement élevé comme consommation par rapport à la condition de vie des autres ménages de même taille dans cette zone. Prière de corriger ou de confirmer avec le QG.</w:t>
       </w:r>
     </w:p>
     <w:p>
@@ -1567,6 +1538,8 @@
         <w:rPr>
           <w:sz w:val="20"/>
         </w:rPr>
+        <w:t xml:space="preserve">- Attention ! Piano et autre appareil de musique a été achété à 1.00e+07 Fcfa est relativement élevé par rapport aux autres prix d'achat observés dans cette zone. Prière de corriger ou de confirmer avec le QG. Attention ! Piano et autre appareil de musique a été revendu à 8000000 Fcfa qui est relativement élevé par rapport aux autres prix de revente observés dans cette zone. Prière de corriger ou de confirmer avec le QG. </w:t>
+        <w:br/>
         <w:t xml:space="preserve">- Le nombre d'article ( Salon  (Fauteuils et table basse))  dans ce ménages est élevé (5), prière de corriger ou confirmer avec le QG. Le prix d'achat de l'article  Salon  (Fauteuils et table basse) ne doit pas être égal 0 même si le ménage l'a reçu en cadeau prière de leurs aider à faire une estimations. Avertissement!!! Le prix d'achat (0) de l'article  Salon  (Fauteuils et table basse) est inférieur aux prix de revente (120000)  avec l'âge du bien atteignant 2 ans. Prière de vérifier ou confirmer avec l'enquêté et mettre les bonnes valeurs après verification, s'il le faut. Le prix d'achat de l'article  Salon  (Fauteuils et table basse) est nul (achété à 0fcfa) mais le prix de revente est different de 0 impossible, prière de verifier et corriger. </w:t>
         <w:br/>
         <w:t>- Le prix d'achat de l'article  Congélateur ne doit pas être égal 0 même si le ménage l'a reçu en cadeau prière de leurs aider à faire une estimations. Avertissement!!! Le prix d'achat (0) de l'article  Congélateur est inférieur aux prix de revente (80000)  avec l'âge du bien atteignant 2 ans. Prière de vérifier ou confirmer avec l'enquêté et mettre les bonnes valeurs après verification, s'il le faut. Le prix d'achat de l'article  Congélateur est nul (achété à 0fcfa) mais le prix de revente est different de 0 impossible, prière de verifier et corriger.</w:t>
@@ -2547,7 +2520,7 @@
         <w:rPr>
           <w:sz w:val="20"/>
         </w:rPr>
-        <w:t>- Attention ! Le prix unitaire d'achat (100 Fcfa) de Vinaigre de vin en Sachets (Petit) est relativement élevé par rapport aux autres prix observés dans cette zone. Prière de corriger ou de confirmer avec le QG. Attention ! Le prix unitaire d'achat (1000 Fcfa) de Eau minérale/filtrée en bouteille locale en Bouteille 1.5l (taille unique) est relativement élevé par rapport aux autres prix observés dans cette zone. Prière de corriger ou de confirmer avec le QG. Attention ! Le prix unitaire d'achat (50 Fcfa) de Œufs frais en Pièce (taille unique) est relativement faible par rapport aux autres prix observés dans cette zone. Prière de corriger ou de confirmer avec le QG. Attention ! Le prix unitaire d'achat (500 Fcfa) de Huile d'arachide raffinée en Litre (taille unique) est relativement faible par rapport aux autres prix observés dans cette zone. Prière de corriger ou de confirmer avec le QG. Attention ! Le prix unitaire d'achat (500 Fcfa) de Pastèque en Pièce (Moyen) est relativement faible par rapport aux autres prix observés dans cette zone. Prière de corriger ou de confirmer avec le QG. Incohérence!! Dans ce ménage, chaque individus consomme par jour 56.16286 Kg  de cereale; Prière de revoir les quantités prises de ces produits.</w:t>
+        <w:t>- Attention ! Le prix unitaire d'achat (100 Fcfa) de Vinaigre de vin en Sachets (Petit) est relativement élevé par rapport aux autres prix observés dans cette zone. Prière de corriger ou de confirmer avec le QG. Attention ! Le prix unitaire d'achat (1000 Fcfa) de Eau minérale/filtrée en bouteille locale en Bouteille 1.5l (taille unique) est relativement élevé par rapport aux autres prix observés dans cette zone. Prière de corriger ou de confirmer avec le QG. Attention ! Le prix unitaire d'achat (50 Fcfa) de Œufs frais en Pièce (taille unique) est relativement faible par rapport aux autres prix observés dans cette zone. Prière de corriger ou de confirmer avec le QG. Attention ! Le prix unitaire d'achat (500 Fcfa) de Pastèque en Pièce (Moyen) est relativement faible par rapport aux autres prix observés dans cette zone. Prière de corriger ou de confirmer avec le QG. Attention ! Soupçons de quantité anormale! Le ménage de EL HADJI MAMADOU NDIAYE avec une taille de 4 personnes a consommé 2 Kg en taille unique de Pommes qui est relativement élevé comme consommation par rapport à la condition de vie des autres ménages de même taille dans cette zone. Prière de corriger ou de confirmer avec le QG. Incohérence!! Dans ce ménage, chaque individus consomme par jour 99.28285 Kg  de cereale; Prière de revoir les quantités prises de ces produits.</w:t>
       </w:r>
     </w:p>
     <w:p>
@@ -3176,7 +3149,7 @@
         <w:rPr>
           <w:sz w:val="20"/>
         </w:rPr>
-        <w:t>- Attention ! Le prix unitaire d'achat (150 Fcfa) de Patate douce en Pièce (Petit) est relativement élevé par rapport aux autres prix observés dans cette zone. Prière de corriger ou de confirmer avec le QG. Attention ! Le prix unitaire d'achat (300 Fcfa) de Silure séché en Morceau (Portion) (Tres petit) est relativement élevé par rapport aux autres prix observés dans cette zone. Prière de corriger ou de confirmer avec le QG. Difficile de consommer le Sel en Sachets industriel Petit prière de verifier. Incohérence!! Dans ce ménage, chaque individus consomme par jour 25.25651 Kg  de cereale; Prière de revoir les quantités prises de ces produits.</w:t>
+        <w:t>- Attention ! Le prix unitaire d'achat (150 Fcfa) de Patate douce en Pièce (Petit) est relativement élevé par rapport aux autres prix observés dans cette zone. Prière de corriger ou de confirmer avec le QG. Attention ! Le prix unitaire d'achat (300 Fcfa) de Silure séché en Morceau (Portion) (Tres petit) est relativement élevé par rapport aux autres prix observés dans cette zone. Prière de corriger ou de confirmer avec le QG. Attention ! Le prix unitaire d'achat (50 Fcfa) de Escargots en Morceau (Portion) (Tres petit) est relativement faible par rapport aux autres prix observés dans cette zone. Prière de corriger ou de confirmer avec le QG. Difficile de consommer le Sel en Sachets industriel Petit prière de verifier. Incohérence!! Dans ce ménage, chaque individus consomme par jour 47.88143 Kg  de cereale; Prière de revoir les quantités prises de ces produits.</w:t>
       </w:r>
     </w:p>
     <w:p>
@@ -3599,6 +3572,27 @@
       </w:tr>
     </w:tbl>
     <w:p/>
+    <w:p>
+      <w:r>
+        <w:rPr>
+          <w:b/>
+          <w:color w:val="4672C4"/>
+          <w:sz w:val="22"/>
+        </w:rPr>
+        <w:t>&gt;&gt; Section0 - Identification et renseignements de controle</w:t>
+      </w:r>
+    </w:p>
+    <w:p>
+      <w:pPr>
+        <w:ind w:left="283"/>
+      </w:pPr>
+      <w:r>
+        <w:rPr>
+          <w:sz w:val="20"/>
+        </w:rPr>
+        <w:t>- Le questionnaire semble ne pas être complètement fini mais le questionnaire est en statut complet, prière de compléter le questionnaire.</w:t>
+      </w:r>
+    </w:p>
     <w:p>
       <w:r>
         <w:rPr>
@@ -4200,27 +4194,6 @@
           <w:color w:val="4672C4"/>
           <w:sz w:val="22"/>
         </w:rPr>
-        <w:t>&gt;&gt; Section0 - Identification et renseignements de controle</w:t>
-      </w:r>
-    </w:p>
-    <w:p>
-      <w:pPr>
-        <w:ind w:left="283"/>
-      </w:pPr>
-      <w:r>
-        <w:rPr>
-          <w:sz w:val="20"/>
-        </w:rPr>
-        <w:t>- Vous avez declaré que le questionnaire est complètement fini mais le questionnaire est en statut partiel, prière de mettre le questionnaire en statut complet s'il est fini.</w:t>
-      </w:r>
-    </w:p>
-    <w:p>
-      <w:r>
-        <w:rPr>
-          <w:b/>
-          <w:color w:val="4672C4"/>
-          <w:sz w:val="22"/>
-        </w:rPr>
         <w:t>&gt;&gt; Section1 - Caracteristiques des membres</w:t>
       </w:r>
     </w:p>
@@ -4353,7 +4326,7 @@
         <w:rPr>
           <w:sz w:val="20"/>
         </w:rPr>
-        <w:t>- Attention ! Le prix unitaire d'achat (16.66667 Fcfa) de Citron en Pièce (Petit) est relativement faible par rapport aux autres prix observés dans cette zone. Prière de corriger ou de confirmer avec le QG. Attention ! Le prix unitaire d'achat (1800 Fcfa) de Lait en poudre en Kg (taille unique) est relativement faible par rapport aux autres prix observés dans cette zone. Prière de corriger ou de confirmer avec le QG. Attention ! Le prix unitaire d'achat (300 Fcfa) de Pastèque en Pièce (Moyen) est relativement faible par rapport aux autres prix observés dans cette zone. Prière de corriger ou de confirmer avec le QG. Attention ! Le prix unitaire d'achat (33.33333 Fcfa) de Aubergine sauvage  en Pièce (Moyen) est relativement faible par rapport aux autres prix observés dans cette zone. Prière de corriger ou de confirmer avec le QG. Attention ! Le prix unitaire d'achat (50 Fcfa) de Cube alimentaire (Maggi, Jumbo, ) en Cube (Moyen) est relativement élevé par rapport aux autres prix observés dans cette zone. Prière de corriger ou de confirmer avec le QG. Attention ! Le prix unitaire d'achat (75 Fcfa) de Pain moderne (Baguette) en miche (Moyen) est relativement faible par rapport aux autres prix observés dans cette zone. Prière de corriger ou de confirmer avec le QG. Avertissement!!! Le ménage a consommé 2 Paquet Moyen de Thé en sachet, cette quantité semble anormale pour une consommation des 7 derniers jours.Prière de corriger ou de confirmer avec le QG. Avertissement!! le prix unitaire (125 Fcfa) de Thé en sachet (unité: Paquet) de taille Moyen est très faible ou élevé. Prière de corriger ou de confirmer avec le QG. Incohérence!! Dans ce ménage, chaque individus consomme par jour 37.81878 Kg  de cereale; Prière de revoir les quantités prises de ces produits. Le prix d'achat unitaire (166.6667 Fcfa) de Riz importé parfumé en Kg de taille  taille unique  est très faible, prière de regarder les reponses prises dans les questions s07bq07a s07bq07b s07bq07c s07bq08 pour mieux corriger. Attention ! Le prix unitaire d'achat (166.6667 Fcfa) de Riz importé parfumé en Kg (taille unique) est relativement faible par rapport aux autres prix observés dans cette zone. Prière de corriger ou de confirmer avec le QG.</w:t>
+        <w:t>- Attention ! Le prix unitaire d'achat (16.66667 Fcfa) de Citron en Pièce (Petit) est relativement faible par rapport aux autres prix observés dans cette zone. Prière de corriger ou de confirmer avec le QG. Attention ! Le prix unitaire d'achat (1800 Fcfa) de Lait en poudre en Kg (taille unique) est relativement faible par rapport aux autres prix observés dans cette zone. Prière de corriger ou de confirmer avec le QG. Attention ! Le prix unitaire d'achat (300 Fcfa) de Pastèque en Pièce (Moyen) est relativement faible par rapport aux autres prix observés dans cette zone. Prière de corriger ou de confirmer avec le QG. Attention ! Le prix unitaire d'achat (33.33333 Fcfa) de Aubergine sauvage  en Pièce (Moyen) est relativement faible par rapport aux autres prix observés dans cette zone. Prière de corriger ou de confirmer avec le QG. Attention ! Le prix unitaire d'achat (50 Fcfa) de Cube alimentaire (Maggi, Jumbo, ) en Cube (Moyen) est relativement élevé par rapport aux autres prix observés dans cette zone. Prière de corriger ou de confirmer avec le QG. Attention ! Le prix unitaire d'achat (50 Fcfa) de Patate douce en Pièce (Moyen) est relativement faible par rapport aux autres prix observés dans cette zone. Prière de corriger ou de confirmer avec le QG. Attention ! Le prix unitaire d'achat (75 Fcfa) de Pain moderne (Baguette) en miche (Moyen) est relativement faible par rapport aux autres prix observés dans cette zone. Prière de corriger ou de confirmer avec le QG. Avertissement!! La quantité (5 litre) du produit Huile d'arachide raffinée consommée  par le ménage semble très élevé, prière de corriger ou confirmer avec le QG. Avertissement!!! Le ménage a consommé 2 Paquet Moyen de Thé en sachet, cette quantité semble anormale pour une consommation des 7 derniers jours.Prière de corriger ou de confirmer avec le QG. Avertissement!! le prix unitaire (125 Fcfa) de Thé en sachet (unité: Paquet) de taille Moyen est très faible ou élevé. Prière de corriger ou de confirmer avec le QG. Incohérence!! Dans ce ménage, chaque individus consomme par jour 65.42592 Kg  de cereale; Prière de revoir les quantités prises de ces produits. Le prix d'achat unitaire (166.6667 Fcfa) de Riz importé parfumé en Kg de taille  taille unique  est très faible, prière de regarder les reponses prises dans les questions s07bq07a s07bq07b s07bq07c s07bq08 pour mieux corriger. Attention ! Le prix unitaire d'achat (166.6667 Fcfa) de Riz importé parfumé en Kg (taille unique) est relativement faible par rapport aux autres prix observés dans cette zone. Prière de corriger ou de confirmer avec le QG.</w:t>
       </w:r>
     </w:p>
     <w:p>
@@ -4743,7 +4716,7 @@
           </w:tcPr>
           <w:p>
             <w:r/>
-            <w:hyperlink r:id="rId14">
+            <w:hyperlink r:id="rId16">
               <w:r>
                 <w:rPr>
                   <w:color w:val="0563C1"/>
@@ -4757,6 +4730,27 @@
       </w:tr>
     </w:tbl>
     <w:p/>
+    <w:p>
+      <w:r>
+        <w:rPr>
+          <w:b/>
+          <w:color w:val="4672C4"/>
+          <w:sz w:val="22"/>
+        </w:rPr>
+        <w:t>&gt;&gt; Section0 - Identification et renseignements de controle</w:t>
+      </w:r>
+    </w:p>
+    <w:p>
+      <w:pPr>
+        <w:ind w:left="283"/>
+      </w:pPr>
+      <w:r>
+        <w:rPr>
+          <w:sz w:val="20"/>
+        </w:rPr>
+        <w:t>- Le questionnaire semble ne pas être complètement fini mais le questionnaire est en statut complet, prière de compléter le questionnaire.</w:t>
+      </w:r>
+    </w:p>
     <w:p>
       <w:r>
         <w:rPr>
@@ -4886,7 +4880,7 @@
         <w:rPr>
           <w:sz w:val="20"/>
         </w:rPr>
-        <w:t>- Attention ! Le prix unitaire d'achat (100 Fcfa) de Arachides grillées décortiquées en Sachets (Petit) est relativement élevé par rapport aux autres prix observés dans cette zone. Prière de corriger ou de confirmer avec le QG. Attention ! Le prix unitaire d'achat (100 Fcfa) de Vinaigre de vin en Verre ( à thé) (taille unique) est relativement élevé par rapport aux autres prix observés dans cette zone. Prière de corriger ou de confirmer avec le QG. Attention ! Le prix unitaire d'achat (200 Fcfa) de Banane douce en Pièce (Moyen) est relativement élevé par rapport aux autres prix observés dans cette zone. Prière de corriger ou de confirmer avec le QG. Attention ! Le prix unitaire d'achat (200 Fcfa) de Jus de fruits type 1 (orange, ananas, bissap, gingembre, jus de cajou, etc.) en Bouteille 33cl (taille unique) est relativement élevé par rapport aux autres prix observés dans cette zone. Prière de corriger ou de confirmer avec le QG. Attention ! Le prix unitaire d'achat (200 Fcfa) de Manioc en tubercules en Morceau (Portion) (Moyen) est relativement élevé par rapport aux autres prix observés dans cette zone. Prière de corriger ou de confirmer avec le QG. Attention ! Le prix unitaire d'achat (50 Fcfa) de Poivron frais en Pièce (Moyen) est relativement faible par rapport aux autres prix observés dans cette zone. Prière de corriger ou de confirmer avec le QG. Attention ! Soupçons de quantité anormale! Le ménage de MANDIAYE DIOUF avec une taille de 9 personnes a consommé 14 Pièce en Moyen de Poivron frais qui est relativement élevé comme consommation par rapport à la condition de vie des autres ménages de même taille dans cette zone. Prière de corriger ou de confirmer avec le QG. Attention ! Le prix unitaire d'achat (500 Fcfa) de Carpe séchée en Morceau (Portion) (Moyen) est relativement élevé par rapport aux autres prix observés dans cette zone. Prière de corriger ou de confirmer avec le QG. Attention ! Soupçons de quantité anormale! Le ménage de MANDIAYE DIOUF avec une taille de 9 personnes a consommé 9 Kg en taille unique de Oignon frais qui est relativement élevé comme consommation par rapport à la condition de vie des autres ménages de même taille dans cette zone. Prière de corriger ou de confirmer avec le QG. Attention ! Soupçons de quantité anormale! Le ménage de MANDIAYE DIOUF avec une taille de 9 personnes a consommé 9 Sachets en Petit de Poivre qui est relativement élevé comme consommation par rapport à la condition de vie des autres ménages de même taille dans cette zone. Prière de corriger ou de confirmer avec le QG. Avertissement!! La quantité (5.25 litre) du produit Huile d'arachide raffinée consommée  par le ménage semble très élevé, prière de corriger ou confirmer avec le QG. Avertissement!!! Le ménage a consommé 7 Paquet Tres petit de Thé en sachet, cette quantité semble anormale pour une consommation des 7 derniers jours.Prière de corriger ou de confirmer avec le QG. Avertissement!! le prix unitaire (125 Fcfa) de Thé en sachet (unité: Paquet) de taille Tres petit est très faible ou élevé. Prière de corriger ou de confirmer avec le QG. Avertissement!!! Le ménage a consommé 9 Morceau (Portion) Tres petit de Saucisson/saucisses, cette quantité semble anormale pour une consommation des 7 derniers jours.Prière de corriger ou de confirmer avec le QG. Attention ! Le prix unitaire d'achat (33.33333 Fcfa) de Saucisson/saucisses en Morceau (Portion) (Tres petit) est relativement faible par rapport aux autres prix observés dans cette zone. Prière de corriger ou de confirmer avec le QG. Incohérence!! Dans ce ménage, chaque individus consomme par jour 31.05952 Kg  de cereale; Prière de revoir les quantités prises de ces produits. Incohérence!! Dans ce ménage, chaque individus consomme par jour 31.05952 Kg  de cereale; Prière de revoir les quantités prises de ces produits.</w:t>
+        <w:t>- Attention ! Le prix unitaire d'achat (100 Fcfa) de Poireau en Tas (Tres petit) est relativement élevé par rapport aux autres prix observés dans cette zone. Prière de corriger ou de confirmer avec le QG. Attention ! Le prix unitaire d'achat (100 Fcfa) de Vinaigre de vin en Verre ( à thé) (taille unique) est relativement élevé par rapport aux autres prix observés dans cette zone. Prière de corriger ou de confirmer avec le QG. Attention ! Le prix unitaire d'achat (150 Fcfa) de Patate douce en Pièce (Moyen) est relativement élevé par rapport aux autres prix observés dans cette zone. Prière de corriger ou de confirmer avec le QG. Attention ! Le prix unitaire d'achat (200 Fcfa) de  en Pièce (Moyen) est relativement faible par rapport aux autres prix observés dans cette zone. Prière de corriger ou de confirmer avec le QG. Attention ! Le prix unitaire d'achat (200 Fcfa) de Jus de fruits type 1 (orange, ananas, bissap, gingembre, jus de cajou, etc.) en Bouteille 33cl (taille unique) est relativement élevé par rapport aux autres prix observés dans cette zone. Prière de corriger ou de confirmer avec le QG. Attention ! Le prix unitaire d'achat (200 Fcfa) de Manioc en tubercules en Morceau (Portion) (Moyen) est relativement élevé par rapport aux autres prix observés dans cette zone. Prière de corriger ou de confirmer avec le QG. Attention ! Le prix unitaire d'achat (50 Fcfa) de Poivron frais en Pièce (Moyen) est relativement faible par rapport aux autres prix observés dans cette zone. Prière de corriger ou de confirmer avec le QG. Attention ! Le prix unitaire d'achat (500 Fcfa) de Carpe séchée en Morceau (Portion) (Moyen) est relativement élevé par rapport aux autres prix observés dans cette zone. Prière de corriger ou de confirmer avec le QG. Attention ! Soupçons de quantité anormale! Le ménage de MANDIAYE DIOUF avec une taille de 9 personnes a consommé 14 Sachets en Petit de Café moulu qui est relativement élevé comme consommation par rapport à la condition de vie des autres ménages de même taille dans cette zone. Prière de corriger ou de confirmer avec le QG. Attention ! Soupçons de quantité anormale! Le ménage de MANDIAYE DIOUF avec une taille de 9 personnes a consommé 2.5 Kg en taille unique de Arachides pilées qui est relativement élevé comme consommation par rapport à la condition de vie des autres ménages de même taille dans cette zone. Prière de corriger ou de confirmer avec le QG. Attention ! Soupçons de quantité anormale! Le ménage de MANDIAYE DIOUF avec une taille de 9 personnes a consommé 9 Kg en taille unique de Oignon frais qui est relativement élevé comme consommation par rapport à la condition de vie des autres ménages de même taille dans cette zone. Prière de corriger ou de confirmer avec le QG. Avertissement!! La quantité (5.25 litre) du produit Huile d'arachide raffinée consommée  par le ménage semble très élevé, prière de corriger ou confirmer avec le QG. Avertissement!!! Le ménage a consommé 7 Paquet Tres petit de Thé en sachet, cette quantité semble anormale pour une consommation des 7 derniers jours.Prière de corriger ou de confirmer avec le QG. Avertissement!! le prix unitaire (125 Fcfa) de Thé en sachet (unité: Paquet) de taille Tres petit est très faible ou élevé. Prière de corriger ou de confirmer avec le QG. Avertissement!!! Le ménage a consommé 9 Morceau (Portion) Tres petit de Saucisson/saucisses, cette quantité semble anormale pour une consommation des 7 derniers jours.Prière de corriger ou de confirmer avec le QG. Attention ! Le prix unitaire d'achat (33.33333 Fcfa) de Saucisson/saucisses en Morceau (Portion) (Tres petit) est relativement faible par rapport aux autres prix observés dans cette zone. Prière de corriger ou de confirmer avec le QG. Incohérence!! Dans ce ménage, chaque individus consomme par jour 50.13889 Kg  de cereale; Prière de revoir les quantités prises de ces produits. Incohérence!! Dans ce ménage, chaque individus consomme par jour 50.13889 Kg  de cereale; Prière de revoir les quantités prises de ces produits.</w:t>
       </w:r>
     </w:p>
     <w:p>
@@ -5278,7 +5272,7 @@
           </w:tcPr>
           <w:p>
             <w:r/>
-            <w:hyperlink r:id="rId16">
+            <w:hyperlink r:id="rId17">
               <w:r>
                 <w:rPr>
                   <w:color w:val="0563C1"/>
@@ -5454,7 +5448,7 @@
         <w:rPr>
           <w:sz w:val="20"/>
         </w:rPr>
-        <w:t>- Attention ! Le prix unitaire d'achat (1000 Fcfa) de Patate douce en Tas (Moyen) est relativement élevé par rapport aux autres prix observés dans cette zone. Prière de corriger ou de confirmer avec le QG. Attention ! Le prix unitaire d'achat (1500 Fcfa) de Pastèque en Pièce (Moyen) est relativement élevé par rapport aux autres prix observés dans cette zone. Prière de corriger ou de confirmer avec le QG. Attention ! Le prix unitaire d'achat (50 Fcfa) de Courge en Morceau (Portion) (Moyen) est relativement faible par rapport aux autres prix observés dans cette zone. Prière de corriger ou de confirmer avec le QG. Attention ! Soupçons de quantité anormale! Le ménage de DIADJI NGOM avec une taille de 9 personnes a consommé 2 Kg en taille unique de Viande de bœuf: filet, faux-filet qui est relativement élevé comme consommation par rapport à la condition de vie des autres ménages de même taille dans cette zone. Prière de corriger ou de confirmer avec le QG. Attention ! Soupçons de quantité anormale! Le ménage de DIADJI NGOM avec une taille de 9 personnes a consommé 6 Pièce en Moyen de Aubergine   qui est relativement élevé comme consommation par rapport à la condition de vie des autres ménages de même taille dans cette zone. Prière de corriger ou de confirmer avec le QG. Avertissement!!! Le ménage a consommé 1 Boite (Autre que la boite/pot de tomate) Moyen de Thé en sachet, cette quantité semble anormale pour une consommation des 7 derniers jours.Les ménages consomment géneralement en sachet ou en paquet, prière de corriger ou de confirmer avec le QG. Difficile de consommer le Sel en Sachets industriel Petit prière de verifier. Incohérence!! Dans ce ménage, chaque individus consomme par jour 23.1646 Kg  de cereale; Prière de revoir les quantités prises de ces produits. Incohérence!! Dans ce ménage, chaque individus consomme par jour 23.1646 Kg  de cereale; Prière de revoir les quantités prises de ces produits. Le prix d'achat unitaire (6000 Fcfa) de Poivre en Kg de taille taille unique prière de regarder les reponses prises dans les questions s07bq07a s07bq07b s07bq07c s07bq08 pour mieux corriger.</w:t>
+        <w:t>- Attention ! Le prix unitaire d'achat (1000 Fcfa) de Patate douce en Tas (Moyen) est relativement élevé par rapport aux autres prix observés dans cette zone. Prière de corriger ou de confirmer avec le QG. Attention ! Le prix unitaire d'achat (50 Fcfa) de Courge en Morceau (Portion) (Moyen) est relativement faible par rapport aux autres prix observés dans cette zone. Prière de corriger ou de confirmer avec le QG. Attention ! Soupçons de quantité anormale! Le ménage de DIADJI NGOM avec une taille de 9 personnes a consommé 6 Pièce en Moyen de Aubergine   qui est relativement élevé comme consommation par rapport à la condition de vie des autres ménages de même taille dans cette zone. Prière de corriger ou de confirmer avec le QG. Avertissement!!! Le ménage a consommé 1 Boite (Autre que la boite/pot de tomate) Moyen de Thé en sachet, cette quantité semble anormale pour une consommation des 7 derniers jours.Les ménages consomment géneralement en sachet ou en paquet, prière de corriger ou de confirmer avec le QG. Difficile de consommer le Sel en Sachets industriel Petit prière de verifier. Incohérence!! Dans ce ménage, chaque individus consomme par jour 45.12096 Kg  de cereale; Prière de revoir les quantités prises de ces produits. Incohérence!! Dans ce ménage, chaque individus consomme par jour 45.12096 Kg  de cereale; Prière de revoir les quantités prises de ces produits. Le prix d'achat unitaire (6000 Fcfa) de Poivre en Kg de taille taille unique prière de regarder les reponses prises dans les questions s07bq07a s07bq07b s07bq07c s07bq08 pour mieux corriger.</w:t>
       </w:r>
     </w:p>
     <w:p>
@@ -5524,27 +5518,6 @@
         <w:t xml:space="preserve">- L'entreprise Il fait des travaux publics et construit des edifice existe dit n'avoir pas fait la revente de marchandises achetées et revendues en état, aussi le montant obtenus sur la vente de produits transformés par l'entreprise  n'a reçu aucune somme sur les reventes (s10q46=0 &amp; s10q48=0 &amp; s10q50=0); alors s'agit-il de quelle entreprise ? </w:t>
         <w:br/>
         <w:t>- Le montant dépensé de l'entreprise Elle vend des repas au port de Dakar en achat de matières premières pour les produits vendus au cours des 30 derniers jours ou durant le dernier mois où l'entreprise a fonctionné ne peut pas être supéreur aux montants obtenus sur la vente de produits transformés par l'entreprise au cours de cette même période où l'entreprise a fonctionné (s10q49 &gt; s10q48), prière de corriger. L'entreprise Elle vend des repas au port de Dakar a depensé en achat de matières premières pour les produits vendus (s10q49 different de 0) mais dit n'avoir réçu aucune somme sur la vente de produits transformés (s10q48 est égal à 0), prière de fournir de l'effort pour estimer le montant obtenu sur la vente vente de produits transformés.</w:t>
-      </w:r>
-    </w:p>
-    <w:p>
-      <w:r>
-        <w:rPr>
-          <w:b/>
-          <w:color w:val="4672C4"/>
-          <w:sz w:val="22"/>
-        </w:rPr>
-        <w:t>&gt;&gt; Section12 - Actifs du menage</w:t>
-      </w:r>
-    </w:p>
-    <w:p>
-      <w:pPr>
-        <w:ind w:left="283"/>
-      </w:pPr>
-      <w:r>
-        <w:rPr>
-          <w:sz w:val="20"/>
-        </w:rPr>
-        <w:t>- Attention ! Téléphone fixe a été revendu à 25000 Fcfa qui est relativement élevé par rapport aux autres prix de revente observés dans cette zone. Prière de corriger ou de confirmer avec le QG.</w:t>
       </w:r>
     </w:p>
     <w:p>
@@ -5911,7 +5884,7 @@
           </w:tcPr>
           <w:p>
             <w:r/>
-            <w:hyperlink r:id="rId17">
+            <w:hyperlink r:id="rId18">
               <w:r>
                 <w:rPr>
                   <w:color w:val="0563C1"/>
@@ -6037,7 +6010,7 @@
         <w:rPr>
           <w:sz w:val="20"/>
         </w:rPr>
-        <w:t>- Attention ! Le prix unitaire d'achat (16.66667 Fcfa) de Cube alimentaire (Maggi, Jumbo, ) en Cube (Moyen) est relativement faible par rapport aux autres prix observés dans cette zone. Prière de corriger ou de confirmer avec le QG. Attention ! Le prix unitaire d'achat (200 Fcfa) de Gombo en poudre en Sachets (Petit) est relativement élevé par rapport aux autres prix observés dans cette zone. Prière de corriger ou de confirmer avec le QG. Attention ! Le prix unitaire d'achat (25 Fcfa) de Eau minérale/filtrée en sachet en Sachets industriel (Petit) est relativement faible par rapport aux autres prix observés dans cette zone. Prière de corriger ou de confirmer avec le QG. Attention ! Le prix unitaire d'achat (33.33333 Fcfa) de Biscuits en Sachets industriel (Moyen) est relativement faible par rapport aux autres prix observés dans cette zone. Prière de corriger ou de confirmer avec le QG. Attention ! Le prix unitaire d'achat (50 Fcfa) de Aubergine sauvage  en Pièce (Moyen) est relativement faible par rapport aux autres prix observés dans cette zone. Prière de corriger ou de confirmer avec le QG. Attention ! Le prix unitaire d'achat (50 Fcfa) de Café moulu en Sachets industriel (Tres petit) est relativement faible par rapport aux autres prix observés dans cette zone. Prière de corriger ou de confirmer avec le QG. Attention ! Le prix unitaire d'achat (50 Fcfa) de Poivron frais en Pièce (Moyen) est relativement faible par rapport aux autres prix observés dans cette zone. Prière de corriger ou de confirmer avec le QG. Attention ! Le prix unitaire d'achat (700 Fcfa) de Sucre en poudre  en Kg (taille unique) est relativement élevé par rapport aux autres prix observés dans cette zone. Prière de corriger ou de confirmer avec le QG. Attention ! Soupçons de quantité anormale! Le ménage de ALLA NGOM avec une taille de 6 personnes a consommé .5 Kg en taille unique de Silure fumé qui est relativement élevé comme consommation par rapport à la condition de vie des autres ménages de même taille dans cette zone. Prière de corriger ou de confirmer avec le QG. Attention ! Soupçons de quantité anormale! Le ménage de ALLA NGOM avec une taille de 6 personnes a consommé 12 Sachets en Moyen de Lait caillé qui est relativement élevé comme consommation par rapport à la condition de vie des autres ménages de même taille dans cette zone. Prière de corriger ou de confirmer avec le QG. Avertissement!!! Le ménage a consommé 10 Pièce Moyen de Capitaine frais, cette quantité semble anormale pour une consommation des 7 derniers jours.Prière de corriger ou de confirmer avec le QG. Attention ! Soupçons de quantité anormale! Le ménage de ALLA NGOM avec une taille de 6 personnes a consommé 10 Pièce en Moyen de Capitaine frais qui est relativement élevé comme consommation par rapport à la condition de vie des autres ménages de même taille dans cette zone. Prière de corriger ou de confirmer avec le QG. Avertissement!!! Le ménage a consommé 12 Morceau (Portion) Moyen de Poisson frais type 8, cette quantité semble anormale pour une consommation des 7 derniers jours.Prière de corriger ou de confirmer avec le QG. Attention ! Le prix unitaire d'achat (3000 Fcfa) de Poisson frais type 8 en Morceau (Portion) (Moyen) est relativement élevé par rapport aux autres prix observés dans cette zone. Prière de corriger ou de confirmer avec le QG. Attention ! Soupçons de quantité anormale! Le ménage de ALLA NGOM avec une taille de 6 personnes a consommé 12 Morceau (Portion) en Moyen de Poisson frais type 8 qui est relativement élevé comme consommation par rapport à la condition de vie des autres ménages de même taille dans cette zone. Prière de corriger ou de confirmer avec le QG. Avertissement!!! Le ménage a consommé 3 Paquet Moyen de Thé en sachet, cette quantité semble anormale pour une consommation des 7 derniers jours.Prière de corriger ou de confirmer avec le QG. Avertissement!! le prix unitaire (62.5 Fcfa) de Thé en sachet (unité: Paquet) de taille Moyen est très faible ou élevé. Prière de corriger ou de confirmer avec le QG. Attention ! Le prix unitaire d'achat (62.5 Fcfa) de Thé en sachet en Paquet (Moyen) est relativement faible par rapport aux autres prix observés dans cette zone. Prière de corriger ou de confirmer avec le QG. Incohérence!! Dans ce ménage, chaque individus consomme par jour 33.74166 Kg  de cereale; Prière de revoir les quantités prises de ces produits.</w:t>
+        <w:t>- Attention ! Le prix unitaire d'achat (16.66667 Fcfa) de Cube alimentaire (Maggi, Jumbo, ) en Cube (Moyen) est relativement faible par rapport aux autres prix observés dans cette zone. Prière de corriger ou de confirmer avec le QG. Attention ! Le prix unitaire d'achat (200 Fcfa) de Gombo en poudre en Sachets (Petit) est relativement élevé par rapport aux autres prix observés dans cette zone. Prière de corriger ou de confirmer avec le QG. Attention ! Le prix unitaire d'achat (25 Fcfa) de Eau minérale/filtrée en sachet en Sachets industriel (Petit) est relativement faible par rapport aux autres prix observés dans cette zone. Prière de corriger ou de confirmer avec le QG. Attention ! Le prix unitaire d'achat (33.33333 Fcfa) de Biscuits en Sachets industriel (Moyen) est relativement faible par rapport aux autres prix observés dans cette zone. Prière de corriger ou de confirmer avec le QG. Attention ! Le prix unitaire d'achat (50 Fcfa) de Aubergine sauvage  en Pièce (Moyen) est relativement faible par rapport aux autres prix observés dans cette zone. Prière de corriger ou de confirmer avec le QG. Attention ! Le prix unitaire d'achat (50 Fcfa) de Café moulu en Sachets industriel (Tres petit) est relativement faible par rapport aux autres prix observés dans cette zone. Prière de corriger ou de confirmer avec le QG. Attention ! Le prix unitaire d'achat (50 Fcfa) de Carotte en Pièce (Moyen) est relativement faible par rapport aux autres prix observés dans cette zone. Prière de corriger ou de confirmer avec le QG. Attention ! Le prix unitaire d'achat (50 Fcfa) de Poivron frais en Pièce (Moyen) est relativement faible par rapport aux autres prix observés dans cette zone. Prière de corriger ou de confirmer avec le QG. Attention ! Le prix unitaire d'achat (50 Fcfa) de Soumbala (moutarde africaine) en Sachets (Moyen) est relativement faible par rapport aux autres prix observés dans cette zone. Prière de corriger ou de confirmer avec le QG. Attention ! Le prix unitaire d'achat (700 Fcfa) de Sucre en poudre  en Kg (taille unique) est relativement élevé par rapport aux autres prix observés dans cette zone. Prière de corriger ou de confirmer avec le QG. Attention ! Soupçons de quantité anormale! Le ménage de ALLA NGOM avec une taille de 6 personnes a consommé 12 Sachets en Moyen de Lait caillé qui est relativement élevé comme consommation par rapport à la condition de vie des autres ménages de même taille dans cette zone. Prière de corriger ou de confirmer avec le QG. Avertissement!!! Le ménage a consommé 10 Pièce Moyen de Capitaine frais, cette quantité semble anormale pour une consommation des 7 derniers jours.Prière de corriger ou de confirmer avec le QG. Attention ! Soupçons de quantité anormale! Le ménage de ALLA NGOM avec une taille de 6 personnes a consommé 10 Pièce en Moyen de Capitaine frais qui est relativement élevé comme consommation par rapport à la condition de vie des autres ménages de même taille dans cette zone. Prière de corriger ou de confirmer avec le QG. Avertissement!!! Le ménage a consommé 12 Morceau (Portion) Moyen de Poisson frais type 8, cette quantité semble anormale pour une consommation des 7 derniers jours.Prière de corriger ou de confirmer avec le QG. Attention ! Le prix unitaire d'achat (3000 Fcfa) de Poisson frais type 8 en Morceau (Portion) (Moyen) est relativement élevé par rapport aux autres prix observés dans cette zone. Prière de corriger ou de confirmer avec le QG. Attention ! Soupçons de quantité anormale! Le ménage de ALLA NGOM avec une taille de 6 personnes a consommé 12 Morceau (Portion) en Moyen de Poisson frais type 8 qui est relativement élevé comme consommation par rapport à la condition de vie des autres ménages de même taille dans cette zone. Prière de corriger ou de confirmer avec le QG. Avertissement!!! Le ménage a consommé 3 Paquet Moyen de Thé en sachet, cette quantité semble anormale pour une consommation des 7 derniers jours.Prière de corriger ou de confirmer avec le QG. Avertissement!! le prix unitaire (62.5 Fcfa) de Thé en sachet (unité: Paquet) de taille Moyen est très faible ou élevé. Prière de corriger ou de confirmer avec le QG. Attention ! Le prix unitaire d'achat (62.5 Fcfa) de Thé en sachet en Paquet (Moyen) est relativement faible par rapport aux autres prix observés dans cette zone. Prière de corriger ou de confirmer avec le QG. Incohérence!! Dans ce ménage, chaque individus consomme par jour 62.15476 Kg  de cereale; Prière de revoir les quantités prises de ces produits.</w:t>
       </w:r>
     </w:p>
     <w:p>
@@ -6102,8 +6075,6 @@
         <w:rPr>
           <w:sz w:val="20"/>
         </w:rPr>
-        <w:t xml:space="preserve">- Attention ! Réchaud (plaque) à gaz ou électrique a été revendu à 15000 Fcfa qui est relativement élevé par rapport aux autres prix de revente observés dans cette zone. Prière de corriger ou de confirmer avec le QG. </w:t>
-        <w:br/>
         <w:t>- Attention ! Téléphone portable a été achété à 250000 Fcfa est relativement élevé par rapport aux autres prix d'achat observés dans cette zone. Prière de corriger ou de confirmer avec le QG. Attention ! Téléphone portable a été revendu à 250000 Fcfa qui est relativement élevé par rapport aux autres prix de revente observés dans cette zone. Prière de corriger ou de confirmer avec le QG.</w:t>
       </w:r>
     </w:p>
@@ -6450,7 +6421,7 @@
           </w:tcPr>
           <w:p>
             <w:r/>
-            <w:hyperlink r:id="rId18">
+            <w:hyperlink r:id="rId19">
               <w:r>
                 <w:rPr>
                   <w:color w:val="0563C1"/>
@@ -6482,7 +6453,7 @@
         <w:rPr>
           <w:sz w:val="20"/>
         </w:rPr>
-        <w:t>- Vous avez declaré que le questionnaire est complètement fini mais le questionnaire est en statut partiel, prière de mettre le questionnaire en statut complet s'il est fini. Il est obligatoire de prendre les coordonnées Gps avant d'administrer le questionnaire. Prière de prendre les coordonnées GPS.</w:t>
+        <w:t>- Il est obligatoire de prendre les coordonnées Gps avant d'administrer le questionnaire. Prière de prendre les coordonnées GPS.</w:t>
       </w:r>
     </w:p>
     <w:p>
@@ -6960,7 +6931,7 @@
           </w:tcPr>
           <w:p>
             <w:r/>
-            <w:hyperlink r:id="rId16">
+            <w:hyperlink r:id="rId17">
               <w:r>
                 <w:rPr>
                   <w:color w:val="0563C1"/>
@@ -7055,7 +7026,7 @@
         <w:rPr>
           <w:sz w:val="20"/>
         </w:rPr>
-        <w:t>- Attention ! Le prix unitaire d'achat (1200 Fcfa) de Pomme de terre en Kg (taille unique) est relativement élevé par rapport aux autres prix observés dans cette zone. Prière de corriger ou de confirmer avec le QG. Attention ! Le prix unitaire d'achat (125 Fcfa) de Huile de palme brute en Sachets (Tres petit) est relativement faible par rapport aux autres prix observés dans cette zone. Prière de corriger ou de confirmer avec le QG. Attention ! Le prix unitaire d'achat (25 Fcfa) de Poivre en Sachets (Tres petit) est relativement faible par rapport aux autres prix observés dans cette zone. Prière de corriger ou de confirmer avec le QG. Attention ! Le prix unitaire d'achat (250 Fcfa) de Gombo frais en Sachets (Petit) est relativement élevé par rapport aux autres prix observés dans cette zone. Prière de corriger ou de confirmer avec le QG. Avertissement!!!Le ménage a consommé 100 Gousse de Petit de Ail  ce qui semble incoherent pour une consommation aucours des 7 derniers jours, prière de verifier et corriger. Avertissement!!! Le ménage a consommé 100 Gousse Petit de Ail, cette quantité semble anormale pour une consommation des 7 derniers jours.Prière de corriger ou de confirmer avec le QG. Attention ! Soupçons de quantité anormale! Le ménage de ASMAW DIALLO avec une taille de 1 personnes a consommé 100 Gousse en Petit de Ail qui est relativement élevé comme consommation par rapport à la condition de vie des autres ménages de même taille dans cette zone. Prière de corriger ou de confirmer avec le QG. Incohérence!! Dans ce ménage, chaque individus consomme par jour 213.9028 Kg  de cereale; Prière de revoir les quantités prises de ces produits.</w:t>
+        <w:t>- Attention ! Le prix unitaire d'achat (100 Fcfa) de Carotte en Pièce (Tres petit) est relativement élevé par rapport aux autres prix observés dans cette zone. Prière de corriger ou de confirmer avec le QG. Attention ! Le prix unitaire d'achat (1200 Fcfa) de Pomme de terre en Kg (taille unique) est relativement élevé par rapport aux autres prix observés dans cette zone. Prière de corriger ou de confirmer avec le QG. Attention ! Le prix unitaire d'achat (125 Fcfa) de Huile de palme brute en Sachets (Tres petit) est relativement faible par rapport aux autres prix observés dans cette zone. Prière de corriger ou de confirmer avec le QG. Attention ! Le prix unitaire d'achat (250 Fcfa) de Gombo frais en Sachets (Petit) est relativement élevé par rapport aux autres prix observés dans cette zone. Prière de corriger ou de confirmer avec le QG. Attention ! Soupçons de quantité anormale! Le ménage de ASMAW DIALLO avec une taille de 1 personnes a consommé 7 Morceau (Portion) en Tres petit de Beurre qui est relativement élevé comme consommation par rapport à la condition de vie des autres ménages de même taille dans cette zone. Prière de corriger ou de confirmer avec le QG. Avertissement!!!Le ménage a consommé 100 Gousse de Petit de Ail  ce qui semble incoherent pour une consommation aucours des 7 derniers jours, prière de verifier et corriger. Avertissement!!! Le ménage a consommé 100 Gousse Petit de Ail, cette quantité semble anormale pour une consommation des 7 derniers jours.Prière de corriger ou de confirmer avec le QG. Attention ! Soupçons de quantité anormale! Le ménage de ASMAW DIALLO avec une taille de 1 personnes a consommé 100 Gousse en Petit de Ail qui est relativement élevé comme consommation par rapport à la condition de vie des autres ménages de même taille dans cette zone. Prière de corriger ou de confirmer avec le QG. Incohérence!! Dans ce ménage, chaque individus consomme par jour 381.1257 Kg  de cereale; Prière de revoir les quantités prises de ces produits.</w:t>
       </w:r>
     </w:p>
     <w:p>
